--- a/docs/CV.docx
+++ b/docs/CV.docx
@@ -368,6 +368,12 @@
         </w:rPr>
         <w:t xml:space="preserve"> Excel, Tableau, Github, AWS (S3, Lambda, IAM, EC2, SageMaker, RDS, DynamoDB)</w:t>
       </w:r>
+      <w:r>
+        <w:rPr>
+          <w:rFonts w:ascii="Arial" w:hAnsi="Arial" w:cs="Arial"/>
+        </w:rPr>
+        <w:t>, Docker</w:t>
+      </w:r>
     </w:p>
     <w:p>
       <w:pPr>
@@ -1500,7 +1506,7 @@
         <w:rPr>
           <w:rFonts w:ascii="Arial" w:hAnsi="Arial" w:cs="Arial"/>
         </w:rPr>
-        <w:t xml:space="preserve"> (rugby, football, hockey, target rifle shooting</w:t>
+        <w:t xml:space="preserve"> (football, target rifle shooting</w:t>
       </w:r>
       <w:r>
         <w:rPr>
@@ -1512,7 +1518,7 @@
         <w:rPr>
           <w:rFonts w:ascii="Arial" w:hAnsi="Arial" w:cs="Arial"/>
         </w:rPr>
-        <w:t xml:space="preserve"> using data to track progress and select team members</w:t>
+        <w:t xml:space="preserve"> using data to track progress and select team</w:t>
       </w:r>
     </w:p>
     <w:p>
@@ -2032,25 +2038,31 @@
         <w:rPr>
           <w:rFonts w:ascii="Arial" w:eastAsia="Times New Roman" w:hAnsi="Arial" w:cs="Arial"/>
         </w:rPr>
-        <w:t>Jan 2026</w:t>
-      </w:r>
-      <w:r>
-        <w:rPr>
-          <w:rFonts w:ascii="Arial" w:eastAsia="Times New Roman" w:hAnsi="Arial" w:cs="Arial"/>
-        </w:rPr>
-        <w:t xml:space="preserve"> - </w:t>
-      </w:r>
-      <w:r>
-        <w:rPr>
-          <w:rFonts w:ascii="Arial" w:eastAsia="Times New Roman" w:hAnsi="Arial" w:cs="Arial"/>
-        </w:rPr>
-        <w:t>Present</w:t>
+        <w:t xml:space="preserve">Jan </w:t>
+      </w:r>
+      <w:r>
+        <w:rPr>
+          <w:rFonts w:ascii="Arial" w:eastAsia="Times New Roman" w:hAnsi="Arial" w:cs="Arial"/>
+        </w:rPr>
+        <w:t>-</w:t>
       </w:r>
       <w:r>
         <w:rPr>
           <w:rFonts w:ascii="Arial" w:eastAsia="Times New Roman" w:hAnsi="Arial" w:cs="Arial"/>
         </w:rPr>
         <w:t xml:space="preserve"> </w:t>
+      </w:r>
+      <w:r>
+        <w:rPr>
+          <w:rFonts w:ascii="Arial" w:eastAsia="Times New Roman" w:hAnsi="Arial" w:cs="Arial"/>
+        </w:rPr>
+        <w:t xml:space="preserve">May </w:t>
+      </w:r>
+      <w:r>
+        <w:rPr>
+          <w:rFonts w:ascii="Arial" w:eastAsia="Times New Roman" w:hAnsi="Arial" w:cs="Arial"/>
+        </w:rPr>
+        <w:t>2026</w:t>
       </w:r>
     </w:p>
     <w:p>
@@ -2261,6 +2273,78 @@
           <w:rFonts w:ascii="Arial" w:eastAsia="Times New Roman" w:hAnsi="Arial" w:cs="Arial"/>
         </w:rPr>
         <w:t>.</w:t>
+      </w:r>
+      <w:r>
+        <w:rPr>
+          <w:rFonts w:ascii="Arial" w:eastAsia="Times New Roman" w:hAnsi="Arial" w:cs="Arial"/>
+        </w:rPr>
+        <w:t xml:space="preserve"> </w:t>
+      </w:r>
+      <w:r>
+        <w:rPr>
+          <w:rFonts w:ascii="Arial" w:eastAsia="Times New Roman" w:hAnsi="Arial" w:cs="Arial"/>
+        </w:rPr>
+        <w:t xml:space="preserve">Deploying a predictive model </w:t>
+      </w:r>
+      <w:r>
+        <w:rPr>
+          <w:rFonts w:ascii="Arial" w:eastAsia="Times New Roman" w:hAnsi="Arial" w:cs="Arial"/>
+        </w:rPr>
+        <w:t>using</w:t>
+      </w:r>
+      <w:r>
+        <w:rPr>
+          <w:rFonts w:ascii="Arial" w:eastAsia="Times New Roman" w:hAnsi="Arial" w:cs="Arial"/>
+        </w:rPr>
+        <w:t xml:space="preserve"> </w:t>
+      </w:r>
+      <w:r>
+        <w:rPr>
+          <w:rFonts w:ascii="Arial" w:eastAsia="Times New Roman" w:hAnsi="Arial" w:cs="Arial"/>
+        </w:rPr>
+        <w:t xml:space="preserve">AWS </w:t>
+      </w:r>
+      <w:r>
+        <w:rPr>
+          <w:rFonts w:ascii="Arial" w:eastAsia="Times New Roman" w:hAnsi="Arial" w:cs="Arial"/>
+        </w:rPr>
+        <w:t>Sagemaker</w:t>
+      </w:r>
+      <w:r>
+        <w:rPr>
+          <w:rFonts w:ascii="Arial" w:eastAsia="Times New Roman" w:hAnsi="Arial" w:cs="Arial"/>
+        </w:rPr>
+        <w:t xml:space="preserve">. </w:t>
+      </w:r>
+      <w:r>
+        <w:rPr>
+          <w:rFonts w:ascii="Arial" w:eastAsia="Times New Roman" w:hAnsi="Arial" w:cs="Arial"/>
+        </w:rPr>
+        <w:t xml:space="preserve">Creating and querying </w:t>
+      </w:r>
+      <w:r>
+        <w:rPr>
+          <w:rFonts w:ascii="Arial" w:eastAsia="Times New Roman" w:hAnsi="Arial" w:cs="Arial"/>
+        </w:rPr>
+        <w:t>RDS and Dynamo DB databases</w:t>
+      </w:r>
+      <w:r>
+        <w:rPr>
+          <w:rFonts w:ascii="Arial" w:eastAsia="Times New Roman" w:hAnsi="Arial" w:cs="Arial"/>
+        </w:rPr>
+        <w:t>.</w:t>
+      </w:r>
+      <w:r>
+        <w:rPr>
+          <w:rFonts w:ascii="Arial" w:eastAsia="Times New Roman" w:hAnsi="Arial" w:cs="Arial"/>
+        </w:rPr>
+        <w:t xml:space="preserve"> Building a Docker image</w:t>
+      </w:r>
+      <w:r>
+        <w:rPr>
+          <w:rFonts w:ascii="Arial" w:eastAsia="Times New Roman" w:hAnsi="Arial" w:cs="Arial"/>
+        </w:rPr>
+        <w:t xml:space="preserve"> and pushing it to DockerHub.</w:t>
       </w:r>
     </w:p>
     <w:p>
@@ -6434,6 +6518,7 @@
   <w:style w:type="character" w:default="1" w:styleId="DefaultParagraphFont">
     <w:name w:val="Default Paragraph Font"/>
     <w:uiPriority w:val="1"/>
+    <w:semiHidden/>
     <w:unhideWhenUsed/>
   </w:style>
   <w:style w:type="table" w:default="1" w:styleId="TableNormal">
@@ -7117,6 +7202,23 @@
 </file>
 
 <file path=customXml/item1.xml><?xml version="1.0" encoding="utf-8"?>
+<?mso-contentType ?>
+<FormTemplates xmlns="http://schemas.microsoft.com/sharepoint/v3/contenttype/forms">
+  <Display>DocumentLibraryForm</Display>
+  <Edit>DocumentLibraryForm</Edit>
+  <New>DocumentLibraryForm</New>
+</FormTemplates>
+</file>
+
+<file path=customXml/item2.xml><?xml version="1.0" encoding="utf-8"?>
+<p:properties xmlns:p="http://schemas.microsoft.com/office/2006/metadata/properties" xmlns:xsi="http://www.w3.org/2001/XMLSchema-instance" xmlns:pc="http://schemas.microsoft.com/office/infopath/2007/PartnerControls">
+  <documentManagement>
+    <_activity xmlns="af5369d9-d447-446a-bc40-a0d750352dfd" xsi:nil="true"/>
+  </documentManagement>
+</p:properties>
+</file>
+
+<file path=customXml/item3.xml><?xml version="1.0" encoding="utf-8"?>
 <ct:contentTypeSchema xmlns:ct="http://schemas.microsoft.com/office/2006/metadata/contentType" xmlns:ma="http://schemas.microsoft.com/office/2006/metadata/properties/metaAttributes" ct:_="" ma:_="" ma:contentTypeName="Document" ma:contentTypeID="0x010100316B23B2947EEE4C939D899E9F814CE2" ma:contentTypeVersion="17" ma:contentTypeDescription="Create a new document." ma:contentTypeScope="" ma:versionID="dfafb8503ba57c2e6d44b510919379c5">
   <xsd:schema xmlns:xsd="http://www.w3.org/2001/XMLSchema" xmlns:xs="http://www.w3.org/2001/XMLSchema" xmlns:p="http://schemas.microsoft.com/office/2006/metadata/properties" xmlns:ns3="af5369d9-d447-446a-bc40-a0d750352dfd" xmlns:ns4="d29e25d4-f831-4243-9ca6-8152719ac31f" targetNamespace="http://schemas.microsoft.com/office/2006/metadata/properties" ma:root="true" ma:fieldsID="151779bcba522b3be17b3c49f2523958" ns3:_="" ns4:_="">
     <xsd:import namespace="af5369d9-d447-446a-bc40-a0d750352dfd"/>
@@ -7363,24 +7465,25 @@
 </ct:contentTypeSchema>
 </file>
 
-<file path=customXml/item2.xml><?xml version="1.0" encoding="utf-8"?>
-<p:properties xmlns:p="http://schemas.microsoft.com/office/2006/metadata/properties" xmlns:xsi="http://www.w3.org/2001/XMLSchema-instance" xmlns:pc="http://schemas.microsoft.com/office/infopath/2007/PartnerControls">
-  <documentManagement>
-    <_activity xmlns="af5369d9-d447-446a-bc40-a0d750352dfd" xsi:nil="true"/>
-  </documentManagement>
-</p:properties>
+<file path=customXml/itemProps1.xml><?xml version="1.0" encoding="utf-8"?>
+<ds:datastoreItem xmlns:ds="http://schemas.openxmlformats.org/officeDocument/2006/customXml" ds:itemID="{34A09CC4-F131-48F4-B474-DB228B223DCD}">
+  <ds:schemaRefs>
+    <ds:schemaRef ds:uri="http://schemas.microsoft.com/sharepoint/v3/contenttype/forms"/>
+  </ds:schemaRefs>
+</ds:datastoreItem>
 </file>
 
-<file path=customXml/item3.xml><?xml version="1.0" encoding="utf-8"?>
-<?mso-contentType ?>
-<FormTemplates xmlns="http://schemas.microsoft.com/sharepoint/v3/contenttype/forms">
-  <Display>DocumentLibraryForm</Display>
-  <Edit>DocumentLibraryForm</Edit>
-  <New>DocumentLibraryForm</New>
-</FormTemplates>
+<file path=customXml/itemProps2.xml><?xml version="1.0" encoding="utf-8"?>
+<ds:datastoreItem xmlns:ds="http://schemas.openxmlformats.org/officeDocument/2006/customXml" ds:itemID="{4B599800-B2BD-4E7A-A91B-44DB85FBDA74}">
+  <ds:schemaRefs>
+    <ds:schemaRef ds:uri="http://schemas.microsoft.com/office/2006/metadata/properties"/>
+    <ds:schemaRef ds:uri="http://schemas.microsoft.com/office/infopath/2007/PartnerControls"/>
+    <ds:schemaRef ds:uri="af5369d9-d447-446a-bc40-a0d750352dfd"/>
+  </ds:schemaRefs>
+</ds:datastoreItem>
 </file>
 
-<file path=customXml/itemProps1.xml><?xml version="1.0" encoding="utf-8"?>
+<file path=customXml/itemProps3.xml><?xml version="1.0" encoding="utf-8"?>
 <ds:datastoreItem xmlns:ds="http://schemas.openxmlformats.org/officeDocument/2006/customXml" ds:itemID="{5099978F-8E02-4D22-8C74-19D2A5C724EA}">
   <ds:schemaRefs>
     <ds:schemaRef ds:uri="http://schemas.microsoft.com/office/2006/metadata/contentType"/>
@@ -7397,22 +7500,4 @@
     <ds:schemaRef ds:uri="http://schemas.microsoft.com/internal/obd"/>
   </ds:schemaRefs>
 </ds:datastoreItem>
-</file>
-
-<file path=customXml/itemProps2.xml><?xml version="1.0" encoding="utf-8"?>
-<ds:datastoreItem xmlns:ds="http://schemas.openxmlformats.org/officeDocument/2006/customXml" ds:itemID="{4B599800-B2BD-4E7A-A91B-44DB85FBDA74}">
-  <ds:schemaRefs>
-    <ds:schemaRef ds:uri="http://schemas.microsoft.com/office/2006/metadata/properties"/>
-    <ds:schemaRef ds:uri="http://schemas.microsoft.com/office/infopath/2007/PartnerControls"/>
-    <ds:schemaRef ds:uri="af5369d9-d447-446a-bc40-a0d750352dfd"/>
-  </ds:schemaRefs>
-</ds:datastoreItem>
-</file>
-
-<file path=customXml/itemProps3.xml><?xml version="1.0" encoding="utf-8"?>
-<ds:datastoreItem xmlns:ds="http://schemas.openxmlformats.org/officeDocument/2006/customXml" ds:itemID="{34A09CC4-F131-48F4-B474-DB228B223DCD}">
-  <ds:schemaRefs>
-    <ds:schemaRef ds:uri="http://schemas.microsoft.com/sharepoint/v3/contenttype/forms"/>
-  </ds:schemaRefs>
-</ds:datastoreItem>
 </file>
--- a/docs/CV.docx
+++ b/docs/CV.docx
@@ -1500,25 +1500,43 @@
         <w:rPr>
           <w:rFonts w:ascii="Arial" w:hAnsi="Arial" w:cs="Arial"/>
         </w:rPr>
-        <w:t>managed sports teams</w:t>
-      </w:r>
-      <w:r>
-        <w:rPr>
-          <w:rFonts w:ascii="Arial" w:hAnsi="Arial" w:cs="Arial"/>
-        </w:rPr>
-        <w:t xml:space="preserve"> (football, target rifle shooting</w:t>
-      </w:r>
-      <w:r>
-        <w:rPr>
-          <w:rFonts w:ascii="Arial" w:hAnsi="Arial" w:cs="Arial"/>
-        </w:rPr>
-        <w:t>)</w:t>
-      </w:r>
-      <w:r>
-        <w:rPr>
-          <w:rFonts w:ascii="Arial" w:hAnsi="Arial" w:cs="Arial"/>
-        </w:rPr>
-        <w:t xml:space="preserve"> using data to track progress and select team</w:t>
+        <w:t xml:space="preserve">managed </w:t>
+      </w:r>
+      <w:r>
+        <w:rPr>
+          <w:rFonts w:ascii="Arial" w:hAnsi="Arial" w:cs="Arial"/>
+        </w:rPr>
+        <w:t>target rifle shooting</w:t>
+      </w:r>
+      <w:r>
+        <w:rPr>
+          <w:rFonts w:ascii="Arial" w:hAnsi="Arial" w:cs="Arial"/>
+        </w:rPr>
+        <w:t xml:space="preserve"> club</w:t>
+      </w:r>
+      <w:r>
+        <w:rPr>
+          <w:rFonts w:ascii="Arial" w:hAnsi="Arial" w:cs="Arial"/>
+        </w:rPr>
+        <w:t>, monitoring finances</w:t>
+      </w:r>
+      <w:r>
+        <w:rPr>
+          <w:rFonts w:ascii="Arial" w:hAnsi="Arial" w:cs="Arial"/>
+        </w:rPr>
+        <w:t xml:space="preserve"> and</w:t>
+      </w:r>
+      <w:r>
+        <w:rPr>
+          <w:rFonts w:ascii="Arial" w:hAnsi="Arial" w:cs="Arial"/>
+        </w:rPr>
+        <w:t xml:space="preserve"> </w:t>
+      </w:r>
+      <w:r>
+        <w:rPr>
+          <w:rFonts w:ascii="Arial" w:hAnsi="Arial" w:cs="Arial"/>
+        </w:rPr>
+        <w:t>performance data</w:t>
       </w:r>
     </w:p>
     <w:p>
@@ -7202,23 +7220,6 @@
 </file>
 
 <file path=customXml/item1.xml><?xml version="1.0" encoding="utf-8"?>
-<?mso-contentType ?>
-<FormTemplates xmlns="http://schemas.microsoft.com/sharepoint/v3/contenttype/forms">
-  <Display>DocumentLibraryForm</Display>
-  <Edit>DocumentLibraryForm</Edit>
-  <New>DocumentLibraryForm</New>
-</FormTemplates>
-</file>
-
-<file path=customXml/item2.xml><?xml version="1.0" encoding="utf-8"?>
-<p:properties xmlns:p="http://schemas.microsoft.com/office/2006/metadata/properties" xmlns:xsi="http://www.w3.org/2001/XMLSchema-instance" xmlns:pc="http://schemas.microsoft.com/office/infopath/2007/PartnerControls">
-  <documentManagement>
-    <_activity xmlns="af5369d9-d447-446a-bc40-a0d750352dfd" xsi:nil="true"/>
-  </documentManagement>
-</p:properties>
-</file>
-
-<file path=customXml/item3.xml><?xml version="1.0" encoding="utf-8"?>
 <ct:contentTypeSchema xmlns:ct="http://schemas.microsoft.com/office/2006/metadata/contentType" xmlns:ma="http://schemas.microsoft.com/office/2006/metadata/properties/metaAttributes" ct:_="" ma:_="" ma:contentTypeName="Document" ma:contentTypeID="0x010100316B23B2947EEE4C939D899E9F814CE2" ma:contentTypeVersion="17" ma:contentTypeDescription="Create a new document." ma:contentTypeScope="" ma:versionID="dfafb8503ba57c2e6d44b510919379c5">
   <xsd:schema xmlns:xsd="http://www.w3.org/2001/XMLSchema" xmlns:xs="http://www.w3.org/2001/XMLSchema" xmlns:p="http://schemas.microsoft.com/office/2006/metadata/properties" xmlns:ns3="af5369d9-d447-446a-bc40-a0d750352dfd" xmlns:ns4="d29e25d4-f831-4243-9ca6-8152719ac31f" targetNamespace="http://schemas.microsoft.com/office/2006/metadata/properties" ma:root="true" ma:fieldsID="151779bcba522b3be17b3c49f2523958" ns3:_="" ns4:_="">
     <xsd:import namespace="af5369d9-d447-446a-bc40-a0d750352dfd"/>
@@ -7465,25 +7466,24 @@
 </ct:contentTypeSchema>
 </file>
 
-<file path=customXml/itemProps1.xml><?xml version="1.0" encoding="utf-8"?>
-<ds:datastoreItem xmlns:ds="http://schemas.openxmlformats.org/officeDocument/2006/customXml" ds:itemID="{34A09CC4-F131-48F4-B474-DB228B223DCD}">
-  <ds:schemaRefs>
-    <ds:schemaRef ds:uri="http://schemas.microsoft.com/sharepoint/v3/contenttype/forms"/>
-  </ds:schemaRefs>
-</ds:datastoreItem>
+<file path=customXml/item2.xml><?xml version="1.0" encoding="utf-8"?>
+<p:properties xmlns:p="http://schemas.microsoft.com/office/2006/metadata/properties" xmlns:xsi="http://www.w3.org/2001/XMLSchema-instance" xmlns:pc="http://schemas.microsoft.com/office/infopath/2007/PartnerControls">
+  <documentManagement>
+    <_activity xmlns="af5369d9-d447-446a-bc40-a0d750352dfd" xsi:nil="true"/>
+  </documentManagement>
+</p:properties>
 </file>
 
-<file path=customXml/itemProps2.xml><?xml version="1.0" encoding="utf-8"?>
-<ds:datastoreItem xmlns:ds="http://schemas.openxmlformats.org/officeDocument/2006/customXml" ds:itemID="{4B599800-B2BD-4E7A-A91B-44DB85FBDA74}">
-  <ds:schemaRefs>
-    <ds:schemaRef ds:uri="http://schemas.microsoft.com/office/2006/metadata/properties"/>
-    <ds:schemaRef ds:uri="http://schemas.microsoft.com/office/infopath/2007/PartnerControls"/>
-    <ds:schemaRef ds:uri="af5369d9-d447-446a-bc40-a0d750352dfd"/>
-  </ds:schemaRefs>
-</ds:datastoreItem>
+<file path=customXml/item3.xml><?xml version="1.0" encoding="utf-8"?>
+<?mso-contentType ?>
+<FormTemplates xmlns="http://schemas.microsoft.com/sharepoint/v3/contenttype/forms">
+  <Display>DocumentLibraryForm</Display>
+  <Edit>DocumentLibraryForm</Edit>
+  <New>DocumentLibraryForm</New>
+</FormTemplates>
 </file>
 
-<file path=customXml/itemProps3.xml><?xml version="1.0" encoding="utf-8"?>
+<file path=customXml/itemProps1.xml><?xml version="1.0" encoding="utf-8"?>
 <ds:datastoreItem xmlns:ds="http://schemas.openxmlformats.org/officeDocument/2006/customXml" ds:itemID="{5099978F-8E02-4D22-8C74-19D2A5C724EA}">
   <ds:schemaRefs>
     <ds:schemaRef ds:uri="http://schemas.microsoft.com/office/2006/metadata/contentType"/>
@@ -7500,4 +7500,22 @@
     <ds:schemaRef ds:uri="http://schemas.microsoft.com/internal/obd"/>
   </ds:schemaRefs>
 </ds:datastoreItem>
+</file>
+
+<file path=customXml/itemProps2.xml><?xml version="1.0" encoding="utf-8"?>
+<ds:datastoreItem xmlns:ds="http://schemas.openxmlformats.org/officeDocument/2006/customXml" ds:itemID="{4B599800-B2BD-4E7A-A91B-44DB85FBDA74}">
+  <ds:schemaRefs>
+    <ds:schemaRef ds:uri="http://schemas.microsoft.com/office/2006/metadata/properties"/>
+    <ds:schemaRef ds:uri="http://schemas.microsoft.com/office/infopath/2007/PartnerControls"/>
+    <ds:schemaRef ds:uri="af5369d9-d447-446a-bc40-a0d750352dfd"/>
+  </ds:schemaRefs>
+</ds:datastoreItem>
+</file>
+
+<file path=customXml/itemProps3.xml><?xml version="1.0" encoding="utf-8"?>
+<ds:datastoreItem xmlns:ds="http://schemas.openxmlformats.org/officeDocument/2006/customXml" ds:itemID="{34A09CC4-F131-48F4-B474-DB228B223DCD}">
+  <ds:schemaRefs>
+    <ds:schemaRef ds:uri="http://schemas.microsoft.com/sharepoint/v3/contenttype/forms"/>
+  </ds:schemaRefs>
+</ds:datastoreItem>
 </file>
--- a/docs/CV.docx
+++ b/docs/CV.docx
@@ -163,10 +163,11 @@
           <w:rPr>
             <w:rStyle w:val="Hyperlink"/>
             <w:rFonts w:ascii="Arial" w:hAnsi="Arial" w:cs="Arial"/>
+            <w:bCs/>
             <w:sz w:val="20"/>
             <w:szCs w:val="20"/>
           </w:rPr>
-          <w:t>https://github.com/petefinn762-bit</w:t>
+          <w:t>https://petefinn762-bit.github.io</w:t>
         </w:r>
       </w:hyperlink>
     </w:p>
@@ -441,13 +442,10 @@
     </w:p>
     <w:p>
       <w:pPr>
-        <w:pStyle w:val="Normal1"/>
-        <w:tabs>
-          <w:tab w:val="right" w:pos="10800"/>
-        </w:tabs>
-        <w:spacing w:after="0" w:line="240" w:lineRule="auto"/>
-        <w:rPr>
-          <w:rFonts w:ascii="Arial" w:hAnsi="Arial" w:cs="Arial"/>
+        <w:rPr>
+          <w:rFonts w:ascii="Arial" w:hAnsi="Arial" w:cs="Arial"/>
+          <w:b/>
+          <w:smallCaps/>
         </w:rPr>
       </w:pPr>
     </w:p>
@@ -460,26 +458,58 @@
         <w:spacing w:after="0" w:line="240" w:lineRule="auto"/>
         <w:rPr>
           <w:rFonts w:ascii="Arial" w:hAnsi="Arial" w:cs="Arial"/>
-          <w:b/>
-        </w:rPr>
-      </w:pPr>
-      <w:r>
-        <w:rPr>
-          <w:rFonts w:ascii="Arial" w:eastAsia="Times New Roman" w:hAnsi="Arial" w:cs="Arial"/>
-          <w:b/>
-          <w:smallCaps/>
-        </w:rPr>
-        <w:t xml:space="preserve">DATA SCIENCE </w:t>
-      </w:r>
-      <w:r>
-        <w:rPr>
-          <w:rFonts w:ascii="Arial" w:eastAsia="Times New Roman" w:hAnsi="Arial" w:cs="Arial"/>
-          <w:b/>
-          <w:smallCaps/>
-        </w:rPr>
-        <w:t>PROJECTS</w:t>
+          <w:bCs/>
+        </w:rPr>
+      </w:pPr>
+      <w:r>
+        <w:rPr>
+          <w:rFonts w:ascii="Arial" w:hAnsi="Arial" w:cs="Arial"/>
+          <w:b/>
+        </w:rPr>
+        <w:t xml:space="preserve">DATA SCIENCE PROJECTS </w:t>
+      </w:r>
+      <w:r>
+        <w:rPr>
+          <w:rFonts w:ascii="Arial" w:hAnsi="Arial" w:cs="Arial"/>
+          <w:bCs/>
+          <w:sz w:val="20"/>
+          <w:szCs w:val="20"/>
+        </w:rPr>
+        <w:t>(</w:t>
+      </w:r>
+      <w:hyperlink r:id="rId12" w:history="1">
+        <w:r>
+          <w:rPr>
+            <w:rStyle w:val="Hyperlink"/>
+            <w:rFonts w:ascii="Arial" w:hAnsi="Arial" w:cs="Arial"/>
+            <w:bCs/>
+            <w:sz w:val="20"/>
+            <w:szCs w:val="20"/>
+          </w:rPr>
+          <w:t>https:</w:t>
+        </w:r>
+        <w:r>
+          <w:rPr>
+            <w:rStyle w:val="Hyperlink"/>
+            <w:rFonts w:ascii="Arial" w:hAnsi="Arial" w:cs="Arial"/>
+            <w:bCs/>
+            <w:sz w:val="20"/>
+            <w:szCs w:val="20"/>
+          </w:rPr>
+          <w:t>//petefinn762-bit.github.io</w:t>
+        </w:r>
+      </w:hyperlink>
+      <w:r>
+        <w:rPr>
+          <w:rFonts w:ascii="Arial" w:hAnsi="Arial" w:cs="Arial"/>
+          <w:bCs/>
+          <w:sz w:val="20"/>
+          <w:szCs w:val="20"/>
+        </w:rPr>
+        <w:t>)</w:t>
       </w:r>
     </w:p>
+    <w:p/>
     <w:p>
       <w:pPr>
         <w:pStyle w:val="Normal1"/>
@@ -1002,7 +1032,6 @@
           <w:b/>
           <w:bCs/>
         </w:rPr>
-        <w:lastRenderedPageBreak/>
         <w:t>Pastoral Manager</w:t>
       </w:r>
       <w:r>
@@ -2483,6 +2512,7 @@
           <w:b/>
           <w:bCs/>
         </w:rPr>
+        <w:lastRenderedPageBreak/>
         <w:t>Actionable Learnings:</w:t>
       </w:r>
       <w:r>
@@ -2499,12 +2529,12 @@
       </w:r>
     </w:p>
     <w:sectPr>
-      <w:headerReference w:type="even" r:id="rId12"/>
-      <w:headerReference w:type="default" r:id="rId13"/>
-      <w:footerReference w:type="even" r:id="rId14"/>
-      <w:footerReference w:type="default" r:id="rId15"/>
-      <w:headerReference w:type="first" r:id="rId16"/>
-      <w:footerReference w:type="first" r:id="rId17"/>
+      <w:headerReference w:type="even" r:id="rId13"/>
+      <w:headerReference w:type="default" r:id="rId14"/>
+      <w:footerReference w:type="even" r:id="rId15"/>
+      <w:footerReference w:type="default" r:id="rId16"/>
+      <w:headerReference w:type="first" r:id="rId17"/>
+      <w:footerReference w:type="first" r:id="rId18"/>
       <w:pgSz w:w="12240" w:h="15840"/>
       <w:pgMar w:top="720" w:right="720" w:bottom="720" w:left="720" w:header="720" w:footer="720" w:gutter="0"/>
       <w:pgNumType w:start="1"/>
@@ -6536,7 +6566,6 @@
   <w:style w:type="character" w:default="1" w:styleId="DefaultParagraphFont">
     <w:name w:val="Default Paragraph Font"/>
     <w:uiPriority w:val="1"/>
-    <w:semiHidden/>
     <w:unhideWhenUsed/>
   </w:style>
   <w:style w:type="table" w:default="1" w:styleId="TableNormal">
@@ -7220,6 +7249,14 @@
 </file>
 
 <file path=customXml/item1.xml><?xml version="1.0" encoding="utf-8"?>
+<p:properties xmlns:p="http://schemas.microsoft.com/office/2006/metadata/properties" xmlns:xsi="http://www.w3.org/2001/XMLSchema-instance" xmlns:pc="http://schemas.microsoft.com/office/infopath/2007/PartnerControls">
+  <documentManagement>
+    <_activity xmlns="af5369d9-d447-446a-bc40-a0d750352dfd" xsi:nil="true"/>
+  </documentManagement>
+</p:properties>
+</file>
+
+<file path=customXml/item2.xml><?xml version="1.0" encoding="utf-8"?>
 <ct:contentTypeSchema xmlns:ct="http://schemas.microsoft.com/office/2006/metadata/contentType" xmlns:ma="http://schemas.microsoft.com/office/2006/metadata/properties/metaAttributes" ct:_="" ma:_="" ma:contentTypeName="Document" ma:contentTypeID="0x010100316B23B2947EEE4C939D899E9F814CE2" ma:contentTypeVersion="17" ma:contentTypeDescription="Create a new document." ma:contentTypeScope="" ma:versionID="dfafb8503ba57c2e6d44b510919379c5">
   <xsd:schema xmlns:xsd="http://www.w3.org/2001/XMLSchema" xmlns:xs="http://www.w3.org/2001/XMLSchema" xmlns:p="http://schemas.microsoft.com/office/2006/metadata/properties" xmlns:ns3="af5369d9-d447-446a-bc40-a0d750352dfd" xmlns:ns4="d29e25d4-f831-4243-9ca6-8152719ac31f" targetNamespace="http://schemas.microsoft.com/office/2006/metadata/properties" ma:root="true" ma:fieldsID="151779bcba522b3be17b3c49f2523958" ns3:_="" ns4:_="">
     <xsd:import namespace="af5369d9-d447-446a-bc40-a0d750352dfd"/>
@@ -7466,14 +7503,6 @@
 </ct:contentTypeSchema>
 </file>
 
-<file path=customXml/item2.xml><?xml version="1.0" encoding="utf-8"?>
-<p:properties xmlns:p="http://schemas.microsoft.com/office/2006/metadata/properties" xmlns:xsi="http://www.w3.org/2001/XMLSchema-instance" xmlns:pc="http://schemas.microsoft.com/office/infopath/2007/PartnerControls">
-  <documentManagement>
-    <_activity xmlns="af5369d9-d447-446a-bc40-a0d750352dfd" xsi:nil="true"/>
-  </documentManagement>
-</p:properties>
-</file>
-
 <file path=customXml/item3.xml><?xml version="1.0" encoding="utf-8"?>
 <?mso-contentType ?>
 <FormTemplates xmlns="http://schemas.microsoft.com/sharepoint/v3/contenttype/forms">
@@ -7484,6 +7513,16 @@
 </file>
 
 <file path=customXml/itemProps1.xml><?xml version="1.0" encoding="utf-8"?>
+<ds:datastoreItem xmlns:ds="http://schemas.openxmlformats.org/officeDocument/2006/customXml" ds:itemID="{4B599800-B2BD-4E7A-A91B-44DB85FBDA74}">
+  <ds:schemaRefs>
+    <ds:schemaRef ds:uri="http://schemas.microsoft.com/office/2006/metadata/properties"/>
+    <ds:schemaRef ds:uri="http://schemas.microsoft.com/office/infopath/2007/PartnerControls"/>
+    <ds:schemaRef ds:uri="af5369d9-d447-446a-bc40-a0d750352dfd"/>
+  </ds:schemaRefs>
+</ds:datastoreItem>
+</file>
+
+<file path=customXml/itemProps2.xml><?xml version="1.0" encoding="utf-8"?>
 <ds:datastoreItem xmlns:ds="http://schemas.openxmlformats.org/officeDocument/2006/customXml" ds:itemID="{5099978F-8E02-4D22-8C74-19D2A5C724EA}">
   <ds:schemaRefs>
     <ds:schemaRef ds:uri="http://schemas.microsoft.com/office/2006/metadata/contentType"/>
@@ -7502,16 +7541,6 @@
 </ds:datastoreItem>
 </file>
 
-<file path=customXml/itemProps2.xml><?xml version="1.0" encoding="utf-8"?>
-<ds:datastoreItem xmlns:ds="http://schemas.openxmlformats.org/officeDocument/2006/customXml" ds:itemID="{4B599800-B2BD-4E7A-A91B-44DB85FBDA74}">
-  <ds:schemaRefs>
-    <ds:schemaRef ds:uri="http://schemas.microsoft.com/office/2006/metadata/properties"/>
-    <ds:schemaRef ds:uri="http://schemas.microsoft.com/office/infopath/2007/PartnerControls"/>
-    <ds:schemaRef ds:uri="af5369d9-d447-446a-bc40-a0d750352dfd"/>
-  </ds:schemaRefs>
-</ds:datastoreItem>
-</file>
-
 <file path=customXml/itemProps3.xml><?xml version="1.0" encoding="utf-8"?>
 <ds:datastoreItem xmlns:ds="http://schemas.openxmlformats.org/officeDocument/2006/customXml" ds:itemID="{34A09CC4-F131-48F4-B474-DB228B223DCD}">
   <ds:schemaRefs>
